--- a/hin/docx/063.content.docx
+++ b/hin/docx/063.content.docx
@@ -150,26 +150,6 @@
           <w:lang w:val="hi_IN" w:bidi="hi_IN"/>
         </w:rPr>
         <w:t>व</w:t>
-      </w:r>
-      <w:r>
-        <w:rPr>
-          <w:lang w:val="hi_IN" w:bidi="hi_IN"/>
-        </w:rPr>
-      </w:r>
-    </w:p>
-    <w:p>
-      <w:pPr/>
-      <w:r>
-        <w:rPr>
-          <w:lang w:val="hi_IN" w:bidi="hi_IN"/>
-        </w:rPr>
-      </w:r>
-      <w:r>
-        <w:rPr>
-          <w:i/>
-          <w:lang w:val="hi_IN" w:bidi="hi_IN"/>
-        </w:rPr>
-        <w:t>वचन, परमेश्वर का वचन, परमेश्वर के वचन, वजन और मापदण्ड, वन्याह, वर्ष, वर्षा, वशती, वस्त्र, वह ग्यारह, वाचा, वाचा का सन्दूक, वाचा की पुस्तक, वाचा की पुस्तक, वाचा के सन्दूक का ढकना, वाणी, वादी, वाहेब, विकारी की पहाड़ी, विजयी प्रवेश, वित्त, विधर्म, विधवा स्त्री, विनती, विनम्रता, विनाश, विपत्ति, विरोधाभास, विरोधी, विलाप, मातम, विलापगीत की पुस्तक, विवादास्पद ग्रंथ (एंटिलिगोमेना), विवाह, विवाह, विवाह की प्रथाएँ, विवेक, विशाल-काय पशु, विश्राम, विश्राम के दिन की छाया, विश्राम वर्ष, सब्त का वर्ष, विश्वास और विश्वास करना, विश्वासयोग्यता, विश्वासी, वीणा, वीणा, वीणा, वीणा, वुल्गेट, वृक्ष, वेदी, वेदी के पत्थर, वेश्या, वेश्या, वेश्या, वेश्यावृत्ति, वेस्पासियन, वैजाता, वैद्य, वोप्सी</w:t>
       </w:r>
       <w:r>
         <w:rPr>

--- a/hin/docx/063.content.docx
+++ b/hin/docx/063.content.docx
@@ -19,7 +19,7 @@
         <w:rPr>
           <w:lang w:val="hi_IN" w:bidi="hi_IN"/>
         </w:rPr>
-        <w:t>Resource: बाइबल कोश (टिंडेल)</w:t>
+        <w:t>Resource: Tyndale Open Bible Dictionary</w:t>
       </w:r>
       <w:r>
         <w:rPr>
@@ -112,7 +112,7 @@
         <w:rPr>
           <w:lang w:val="hi_IN" w:bidi="hi_IN"/>
         </w:rPr>
-        <w:t>बाइबल कोश (टिंडेल)</w:t>
+        <w:t>Tyndale Open Bible Dictionary</w:t>
       </w:r>
     </w:p>
     <w:p>

--- a/hin/docx/063.content.docx
+++ b/hin/docx/063.content.docx
@@ -19,7 +19,7 @@
         <w:rPr>
           <w:lang w:val="hi_IN" w:bidi="hi_IN"/>
         </w:rPr>
-        <w:t>Resource: Tyndale Open Bible Dictionary</w:t>
+        <w:t>Resource: Aquifer Open Bible Dictionary</w:t>
       </w:r>
       <w:r>
         <w:rPr>
@@ -112,7 +112,7 @@
         <w:rPr>
           <w:lang w:val="hi_IN" w:bidi="hi_IN"/>
         </w:rPr>
-        <w:t>Tyndale Open Bible Dictionary</w:t>
+        <w:t>Aquifer Open Bible Dictionary</w:t>
       </w:r>
     </w:p>
     <w:p>
